--- a/APLOS/POPResources/Templates/IssueRequestReport20202.docx
+++ b/APLOS/POPResources/Templates/IssueRequestReport20202.docx
@@ -29,6 +29,7 @@
                 <w:szCs w:val="16"/>
               </w:rPr>
             </w:pPr>
+            <w:bookmarkStart w:id="0" w:name="_GoBack" w:colFirst="0" w:colLast="1"/>
             <w:r>
               <w:rPr>
                 <w:rFonts w:ascii="Tahoma" w:hAnsi="Tahoma" w:cs="Tahoma"/>
@@ -44,7 +45,75 @@
                 <w:sz w:val="16"/>
                 <w:szCs w:val="16"/>
               </w:rPr>
-              <w:t xml:space="preserve"> {IssueId}    </w:t>
+              <w:t xml:space="preserve"> </w:t>
+            </w:r>
+            <w:r>
+              <w:rPr>
+                <w:rFonts w:ascii="Tahoma" w:hAnsi="Tahoma" w:cs="Tahoma"/>
+                <w:sz w:val="16"/>
+                <w:szCs w:val="16"/>
+              </w:rPr>
+              <w:t xml:space="preserve">  </w:t>
+            </w:r>
+            <w:r>
+              <w:rPr>
+                <w:rFonts w:ascii="Tahoma" w:hAnsi="Tahoma" w:cs="Tahoma"/>
+                <w:sz w:val="16"/>
+                <w:szCs w:val="16"/>
+              </w:rPr>
+              <w:t xml:space="preserve">{IssueId}    </w:t>
+            </w:r>
+          </w:p>
+          <w:p>
+            <w:pPr>
+              <w:rPr>
+                <w:rFonts w:ascii="Tahoma" w:hAnsi="Tahoma" w:cs="Tahoma"/>
+                <w:sz w:val="16"/>
+                <w:szCs w:val="16"/>
+              </w:rPr>
+            </w:pPr>
+            <w:r>
+              <w:rPr>
+                <w:rFonts w:ascii="Tahoma" w:hAnsi="Tahoma" w:cs="Tahoma"/>
+                <w:b/>
+                <w:sz w:val="16"/>
+                <w:szCs w:val="16"/>
+              </w:rPr>
+              <w:t>Process Name</w:t>
+            </w:r>
+            <w:r>
+              <w:rPr>
+                <w:rFonts w:ascii="Tahoma" w:hAnsi="Tahoma" w:cs="Tahoma"/>
+                <w:b/>
+                <w:sz w:val="16"/>
+                <w:szCs w:val="16"/>
+              </w:rPr>
+              <w:t>:</w:t>
+            </w:r>
+            <w:r>
+              <w:rPr>
+                <w:rFonts w:ascii="Tahoma" w:hAnsi="Tahoma" w:cs="Tahoma"/>
+                <w:sz w:val="16"/>
+                <w:szCs w:val="16"/>
+              </w:rPr>
+              <w:t xml:space="preserve"> {</w:t>
+            </w:r>
+            <w:r>
+              <w:rPr>
+                <w:rFonts w:ascii="Consolas" w:hAnsi="Consolas" w:cs="Consolas"/>
+                <w:color w:val="000000"/>
+                <w:sz w:val="19"/>
+                <w:szCs w:val="19"/>
+              </w:rPr>
+              <w:t>ProcessName</w:t>
+            </w:r>
+            <w:r>
+              <w:rPr>
+                <w:rFonts w:ascii="Tahoma" w:hAnsi="Tahoma" w:cs="Tahoma"/>
+                <w:sz w:val="16"/>
+                <w:szCs w:val="16"/>
+              </w:rPr>
+              <w:t xml:space="preserve">}    </w:t>
             </w:r>
           </w:p>
         </w:tc>
@@ -60,6 +129,7 @@
               </w:tabs>
               <w:rPr>
                 <w:rFonts w:ascii="Tahoma" w:hAnsi="Tahoma" w:cs="Tahoma"/>
+                <w:b/>
                 <w:sz w:val="16"/>
                 <w:szCs w:val="16"/>
               </w:rPr>
@@ -160,7 +230,7 @@
                 <w:sz w:val="16"/>
                 <w:szCs w:val="16"/>
               </w:rPr>
-              <w:t xml:space="preserve"> </w:t>
+              <w:t xml:space="preserve">                                                  </w:t>
             </w:r>
             <w:r>
               <w:rPr>
@@ -169,7 +239,7 @@
                 <w:sz w:val="16"/>
                 <w:szCs w:val="16"/>
               </w:rPr>
-              <w:t xml:space="preserve">        </w:t>
+              <w:t xml:space="preserve">      </w:t>
             </w:r>
             <w:r>
               <w:rPr>
@@ -178,7 +248,15 @@
                 <w:sz w:val="16"/>
                 <w:szCs w:val="16"/>
               </w:rPr>
-              <w:t xml:space="preserve">                                         </w:t>
+              <w:t>Date:</w:t>
+            </w:r>
+            <w:r>
+              <w:rPr>
+                <w:rFonts w:ascii="Tahoma" w:hAnsi="Tahoma" w:cs="Tahoma"/>
+                <w:sz w:val="16"/>
+                <w:szCs w:val="16"/>
+              </w:rPr>
+              <w:t xml:space="preserve">  {IssueDate}</w:t>
             </w:r>
             <w:r>
               <w:rPr>
@@ -187,8 +265,21 @@
                 <w:sz w:val="16"/>
                 <w:szCs w:val="16"/>
               </w:rPr>
-              <w:t xml:space="preserve"> </w:t>
-            </w:r>
+              <w:t xml:space="preserve">   </w:t>
+            </w:r>
+          </w:p>
+          <w:p>
+            <w:pPr>
+              <w:tabs>
+                <w:tab w:val="left" w:pos="338"/>
+                <w:tab w:val="right" w:pos="6518"/>
+              </w:tabs>
+              <w:rPr>
+                <w:rFonts w:ascii="Tahoma" w:hAnsi="Tahoma" w:cs="Tahoma"/>
+                <w:sz w:val="16"/>
+                <w:szCs w:val="16"/>
+              </w:rPr>
+            </w:pPr>
             <w:r>
               <w:rPr>
                 <w:rFonts w:ascii="Tahoma" w:hAnsi="Tahoma" w:cs="Tahoma"/>
@@ -196,6 +287,110 @@
                 <w:sz w:val="16"/>
                 <w:szCs w:val="16"/>
               </w:rPr>
+              <w:t>Sales Order No</w:t>
+            </w:r>
+            <w:r>
+              <w:rPr>
+                <w:rFonts w:ascii="Tahoma" w:hAnsi="Tahoma" w:cs="Tahoma"/>
+                <w:b/>
+                <w:sz w:val="16"/>
+                <w:szCs w:val="16"/>
+              </w:rPr>
+              <w:t>:</w:t>
+            </w:r>
+            <w:r>
+              <w:rPr>
+                <w:rFonts w:ascii="Tahoma" w:hAnsi="Tahoma" w:cs="Tahoma"/>
+                <w:b/>
+                <w:sz w:val="16"/>
+                <w:szCs w:val="16"/>
+              </w:rPr>
+              <w:t xml:space="preserve">  </w:t>
+            </w:r>
+            <w:r>
+              <w:rPr>
+                <w:rFonts w:ascii="Tahoma" w:hAnsi="Tahoma" w:cs="Tahoma"/>
+                <w:sz w:val="16"/>
+                <w:szCs w:val="16"/>
+              </w:rPr>
+              <w:t>{</w:t>
+            </w:r>
+            <w:r>
+              <w:rPr>
+                <w:rFonts w:ascii="Consolas" w:hAnsi="Consolas" w:cs="Consolas"/>
+                <w:color w:val="000000"/>
+                <w:sz w:val="19"/>
+                <w:szCs w:val="19"/>
+              </w:rPr>
+              <w:t>SalesOrderId</w:t>
+            </w:r>
+            <w:r>
+              <w:rPr>
+                <w:rFonts w:ascii="Tahoma" w:hAnsi="Tahoma" w:cs="Tahoma"/>
+                <w:sz w:val="16"/>
+                <w:szCs w:val="16"/>
+              </w:rPr>
+              <w:t>}</w:t>
+            </w:r>
+            <w:r>
+              <w:rPr>
+                <w:rFonts w:ascii="Tahoma" w:hAnsi="Tahoma" w:cs="Tahoma"/>
+                <w:b/>
+                <w:sz w:val="16"/>
+                <w:szCs w:val="16"/>
+              </w:rPr>
+              <w:t xml:space="preserve">          </w:t>
+            </w:r>
+            <w:r>
+              <w:rPr>
+                <w:rFonts w:ascii="Tahoma" w:hAnsi="Tahoma" w:cs="Tahoma"/>
+                <w:b/>
+                <w:sz w:val="16"/>
+                <w:szCs w:val="16"/>
+              </w:rPr>
+              <w:t xml:space="preserve">                                FG Color</w:t>
+            </w:r>
+            <w:r>
+              <w:rPr>
+                <w:rFonts w:ascii="Tahoma" w:hAnsi="Tahoma" w:cs="Tahoma"/>
+                <w:b/>
+                <w:sz w:val="16"/>
+                <w:szCs w:val="16"/>
+              </w:rPr>
+              <w:t>:</w:t>
+            </w:r>
+            <w:r>
+              <w:rPr>
+                <w:rFonts w:ascii="Tahoma" w:hAnsi="Tahoma" w:cs="Tahoma"/>
+                <w:sz w:val="16"/>
+                <w:szCs w:val="16"/>
+              </w:rPr>
+              <w:t>{</w:t>
+            </w:r>
+            <w:r>
+              <w:rPr>
+                <w:rFonts w:ascii="Consolas" w:hAnsi="Consolas" w:cs="Consolas"/>
+                <w:color w:val="000000"/>
+                <w:sz w:val="19"/>
+                <w:szCs w:val="19"/>
+              </w:rPr>
+              <w:t>FGColor</w:t>
+            </w:r>
+            <w:r>
+              <w:rPr>
+                <w:rFonts w:ascii="Tahoma" w:hAnsi="Tahoma" w:cs="Tahoma"/>
+                <w:sz w:val="16"/>
+                <w:szCs w:val="16"/>
+              </w:rPr>
+              <w:t>}</w:t>
+            </w:r>
+            <w:r>
+              <w:rPr>
+                <w:rFonts w:ascii="Tahoma" w:hAnsi="Tahoma" w:cs="Tahoma"/>
+                <w:b/>
+                <w:sz w:val="16"/>
+                <w:szCs w:val="16"/>
+              </w:rPr>
               <w:t xml:space="preserve">    </w:t>
             </w:r>
             <w:r>
@@ -205,7 +400,7 @@
                 <w:sz w:val="16"/>
                 <w:szCs w:val="16"/>
               </w:rPr>
-              <w:t xml:space="preserve"> </w:t>
+              <w:t xml:space="preserve">                                  Production Order</w:t>
             </w:r>
             <w:r>
               <w:rPr>
@@ -214,15 +409,32 @@
                 <w:sz w:val="16"/>
                 <w:szCs w:val="16"/>
               </w:rPr>
-              <w:t>Date:</w:t>
-            </w:r>
-            <w:r>
-              <w:rPr>
-                <w:rFonts w:ascii="Tahoma" w:hAnsi="Tahoma" w:cs="Tahoma"/>
-                <w:sz w:val="16"/>
-                <w:szCs w:val="16"/>
-              </w:rPr>
-              <w:t xml:space="preserve">  {IssueDate}</w:t>
+              <w:t>:</w:t>
+            </w:r>
+            <w:r>
+              <w:rPr>
+                <w:rFonts w:ascii="Tahoma" w:hAnsi="Tahoma" w:cs="Tahoma"/>
+                <w:sz w:val="16"/>
+                <w:szCs w:val="16"/>
+              </w:rPr>
+              <w:t>{</w:t>
+            </w:r>
+            <w:r>
+              <w:rPr>
+                <w:rFonts w:ascii="Consolas" w:hAnsi="Consolas" w:cs="Consolas"/>
+                <w:color w:val="000000"/>
+                <w:sz w:val="19"/>
+                <w:szCs w:val="19"/>
+              </w:rPr>
+              <w:t>ProductionOrder</w:t>
+            </w:r>
+            <w:r>
+              <w:rPr>
+                <w:rFonts w:ascii="Tahoma" w:hAnsi="Tahoma" w:cs="Tahoma"/>
+                <w:sz w:val="16"/>
+                <w:szCs w:val="16"/>
+              </w:rPr>
+              <w:t>}</w:t>
             </w:r>
             <w:r>
               <w:rPr>
@@ -231,29 +443,12 @@
                 <w:sz w:val="16"/>
                 <w:szCs w:val="16"/>
               </w:rPr>
-              <w:t xml:space="preserve">                                                                               </w:t>
-            </w:r>
-            <w:r>
-              <w:rPr>
-                <w:rFonts w:ascii="Tahoma" w:hAnsi="Tahoma" w:cs="Tahoma"/>
-                <w:b/>
-                <w:sz w:val="16"/>
-                <w:szCs w:val="16"/>
-              </w:rPr>
-              <w:t xml:space="preserve">                          </w:t>
-            </w:r>
-            <w:r>
-              <w:rPr>
-                <w:rFonts w:ascii="Tahoma" w:hAnsi="Tahoma" w:cs="Tahoma"/>
-                <w:b/>
-                <w:sz w:val="16"/>
-                <w:szCs w:val="16"/>
-              </w:rPr>
-              <w:t xml:space="preserve">  </w:t>
+              <w:t xml:space="preserve">                                                                                           </w:t>
             </w:r>
           </w:p>
         </w:tc>
       </w:tr>
+      <w:bookmarkEnd w:id="0"/>
       <w:tr>
         <w:tblPrEx>
           <w:tblLook w:val="0000" w:firstRow="0" w:lastRow="0" w:firstColumn="0" w:lastColumn="0" w:noHBand="0" w:noVBand="0"/>
@@ -557,7 +752,27 @@
                       <w:sz w:val="16"/>
                       <w:szCs w:val="16"/>
                     </w:rPr>
-                    <w:t xml:space="preserve"> Odyssey Craft (Pvt.) Ltd.</w:t>
+                    <w:t xml:space="preserve"> </w:t>
+                  </w:r>
+                  <w:r>
+                    <w:rPr>
+                      <w:rFonts w:ascii="Tahoma" w:hAnsi="Tahoma" w:cs="Tahoma"/>
+                      <w:b/>
+                      <w:color w:val="000000" w:themeColor="text1"/>
+                      <w:sz w:val="16"/>
+                      <w:szCs w:val="16"/>
+                    </w:rPr>
+                    <w:t>MOUCHAK KNIT COMPOSITE LTD</w:t>
+                  </w:r>
+                  <w:r>
+                    <w:rPr>
+                      <w:rFonts w:ascii="Tahoma" w:hAnsi="Tahoma" w:cs="Tahoma"/>
+                      <w:b/>
+                      <w:color w:val="000000" w:themeColor="text1"/>
+                      <w:sz w:val="16"/>
+                      <w:szCs w:val="16"/>
+                    </w:rPr>
+                    <w:t>.</w:t>
                   </w:r>
                 </w:p>
                 <w:p>
@@ -884,7 +1099,7 @@
                       </mc:Choice>
                       <mc:Fallback>
                         <w:pict>
-                          <v:line w14:anchorId="7420419B" id="Straight Connector 1" o:spid="_x0000_s1026" style="position:absolute;flip:x;z-index:251659264;visibility:visible;mso-wrap-style:square;mso-width-percent:0;mso-height-percent:0;mso-wrap-distance-left:9pt;mso-wrap-distance-top:0;mso-wrap-distance-right:9pt;mso-wrap-distance-bottom:0;mso-position-horizontal:absolute;mso-position-horizontal-relative:text;mso-position-vertical:absolute;mso-position-vertical-relative:text;mso-width-percent:0;mso-height-percent:0;mso-width-relative:margin;mso-height-relative:margin" from="30.2pt,8.35pt" to="139.75pt,8.35pt" o:gfxdata="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" strokecolor="black [3213]" strokeweight=".5pt">
+                          <v:line w14:anchorId="04C3C26E" id="Straight Connector 1" o:spid="_x0000_s1026" style="position:absolute;flip:x;z-index:251659264;visibility:visible;mso-wrap-style:square;mso-width-percent:0;mso-height-percent:0;mso-wrap-distance-left:9pt;mso-wrap-distance-top:0;mso-wrap-distance-right:9pt;mso-wrap-distance-bottom:0;mso-position-horizontal:absolute;mso-position-horizontal-relative:text;mso-position-vertical:absolute;mso-position-vertical-relative:text;mso-width-percent:0;mso-height-percent:0;mso-width-relative:margin;mso-height-relative:margin" from="30.2pt,8.35pt" to="139.75pt,8.35pt" o:gfxdata="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" strokecolor="black [3213]" strokeweight=".5pt">
                             <v:stroke joinstyle="miter"/>
                           </v:line>
                         </w:pict>
@@ -1023,7 +1238,7 @@
                       </mc:Choice>
                       <mc:Fallback>
                         <w:pict>
-                          <v:line w14:anchorId="2797C258" id="Straight Connector 3" o:spid="_x0000_s1026" style="position:absolute;z-index:251660288;visibility:visible;mso-wrap-style:square;mso-width-percent:0;mso-wrap-distance-left:9pt;mso-wrap-distance-top:0;mso-wrap-distance-right:9pt;mso-wrap-distance-bottom:0;mso-position-horizontal:absolute;mso-position-horizontal-relative:text;mso-position-vertical:absolute;mso-position-vertical-relative:text;mso-width-percent:0;mso-width-relative:margin" from="23.5pt,8.35pt" to="143.7pt,8.35pt" o:gfxdata="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" strokecolor="black [3213]" strokeweight=".5pt">
+                          <v:line w14:anchorId="1EA90CF3" id="Straight Connector 3" o:spid="_x0000_s1026" style="position:absolute;z-index:251660288;visibility:visible;mso-wrap-style:square;mso-width-percent:0;mso-wrap-distance-left:9pt;mso-wrap-distance-top:0;mso-wrap-distance-right:9pt;mso-wrap-distance-bottom:0;mso-position-horizontal:absolute;mso-position-horizontal-relative:text;mso-position-vertical:absolute;mso-position-vertical-relative:text;mso-width-percent:0;mso-width-relative:margin" from="23.5pt,8.35pt" to="143.7pt,8.35pt" o:gfxdata="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" strokecolor="black [3213]" strokeweight=".5pt">
                             <v:stroke joinstyle="miter"/>
                           </v:line>
                         </w:pict>
@@ -1141,7 +1356,7 @@
                       </mc:Choice>
                       <mc:Fallback>
                         <w:pict>
-                          <v:line w14:anchorId="15DA2B37" id="Straight Connector 5" o:spid="_x0000_s1026" style="position:absolute;z-index:251661312;visibility:visible;mso-wrap-style:square;mso-wrap-distance-left:9pt;mso-wrap-distance-top:0;mso-wrap-distance-right:9pt;mso-wrap-distance-bottom:0;mso-position-horizontal:absolute;mso-position-horizontal-relative:text;mso-position-vertical:absolute;mso-position-vertical-relative:text" from="31.2pt,8.35pt" to="143.25pt,8.35pt" o:gfxdata="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" strokecolor="black [3213]" strokeweight=".5pt">
+                          <v:line w14:anchorId="6863CA14" id="Straight Connector 5" o:spid="_x0000_s1026" style="position:absolute;z-index:251661312;visibility:visible;mso-wrap-style:square;mso-wrap-distance-left:9pt;mso-wrap-distance-top:0;mso-wrap-distance-right:9pt;mso-wrap-distance-bottom:0;mso-position-horizontal:absolute;mso-position-horizontal-relative:text;mso-position-vertical:absolute;mso-position-vertical-relative:text" from="31.2pt,8.35pt" to="143.25pt,8.35pt" o:gfxdata="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" strokecolor="black [3213]" strokeweight=".5pt">
                             <v:stroke joinstyle="miter"/>
                           </v:line>
                         </w:pict>
@@ -1304,8 +1519,6 @@
           <w:noProof/>
         </w:rPr>
       </w:pPr>
-      <w:bookmarkStart w:id="0" w:name="_GoBack"/>
-      <w:bookmarkEnd w:id="0"/>
     </w:p>
     <w:sectPr>
       <w:headerReference w:type="default" r:id="rId8"/>
@@ -1422,7 +1635,6 @@
   </w:sdt>
   <w:p>
     <w:pPr>
-      <w:spacing w:after="0"/>
       <w:jc w:val="center"/>
       <w:rPr>
         <w:rFonts w:ascii="Tahoma" w:hAnsi="Tahoma" w:cs="Tahoma"/>
@@ -1436,8 +1648,19 @@
         <w:sz w:val="16"/>
         <w:szCs w:val="16"/>
       </w:rPr>
-      <w:t>Mouza: Depashai, U.P: Sombag, Kalampur, P.S: Dhamrai District: Dhaka, Bangladesh.Web: www.ocl-bd.com Phone: +8809612223355</w:t>
+      <w:t>Mouchak Knit Composite Ltd., P.S: Kaliakair District: Gazipur-1751, Bangladesh.</w:t>
     </w:r>
+  </w:p>
+  <w:p>
+    <w:pPr>
+      <w:spacing w:after="0"/>
+      <w:jc w:val="center"/>
+      <w:rPr>
+        <w:rFonts w:ascii="Tahoma" w:hAnsi="Tahoma" w:cs="Tahoma"/>
+        <w:sz w:val="16"/>
+        <w:szCs w:val="16"/>
+      </w:rPr>
+    </w:pPr>
   </w:p>
 </w:ftr>
 </file>
@@ -3154,7 +3377,7 @@
 </file>
 
 <file path=customXml/itemProps1.xml><?xml version="1.0" encoding="utf-8"?>
-<ds:datastoreItem xmlns:ds="http://schemas.openxmlformats.org/officeDocument/2006/customXml" ds:itemID="{3607E43B-85A4-4A3F-8851-72E4949B809E}">
+<ds:datastoreItem xmlns:ds="http://schemas.openxmlformats.org/officeDocument/2006/customXml" ds:itemID="{70884C8B-EF6E-45BD-AC25-0D810DC6B374}">
   <ds:schemaRefs>
     <ds:schemaRef ds:uri="http://schemas.openxmlformats.org/officeDocument/2006/bibliography"/>
   </ds:schemaRefs>
